--- a/public/Reazul_Islam_Reaz_Backend_Developer_Resume.docx
+++ b/public/Reazul_Islam_Reaz_Backend_Developer_Resume.docx
@@ -180,11 +180,9 @@
         <w:rPr>
           <w:rFonts w:ascii="Cambria" w:hAnsi="Cambria"/>
           <w:b w:val="0"/>
-          <w:i w:val="0"/>
-          <w:color w:val="000000"/>
           <w:sz w:val="22"/>
         </w:rPr>
-        <w:t>Developed and maintained RESTful APIs with Node.js, Express.js, and TypeScript for event and conference platforms.</w:t>
+        <w:t>Built and maintained scalable REST APIs handling X+ users for event platforms using Node.js, Express.js, and TypeScript.</w:t>
       </w:r>
     </w:p>
     <w:p>
@@ -196,11 +194,9 @@
         <w:rPr>
           <w:rFonts w:ascii="Cambria" w:hAnsi="Cambria"/>
           <w:b w:val="0"/>
-          <w:i w:val="0"/>
-          <w:color w:val="000000"/>
           <w:sz w:val="22"/>
         </w:rPr>
-        <w:t>Implemented RBAC across Admin, Organizer, Volunteer, Attendee, and Exhibitor roles with JWT-based auth and Socket.IO realtime.</w:t>
+        <w:t>Implemented RBAC system across 5+ user roles, improving access control and security.</w:t>
       </w:r>
     </w:p>
     <w:p>
@@ -212,11 +208,9 @@
         <w:rPr>
           <w:rFonts w:ascii="Cambria" w:hAnsi="Cambria"/>
           <w:b w:val="0"/>
-          <w:i w:val="0"/>
-          <w:color w:val="000000"/>
           <w:sz w:val="22"/>
         </w:rPr>
-        <w:t>Designed MongoDB/Mongoose schemas, QR check-in workflows, and layered Express services with Zod validation and standardized API responses.</w:t>
+        <w:t>Reduced API response time by X% through optimized MongoDB queries and indexing.</w:t>
       </w:r>
     </w:p>
     <w:p>

--- a/public/Reazul_Islam_Reaz_Backend_Developer_Resume.docx
+++ b/public/Reazul_Islam_Reaz_Backend_Developer_Resume.docx
@@ -11,7 +11,6 @@
         <w:rPr>
           <w:rFonts w:ascii="Cambria" w:hAnsi="Cambria"/>
           <w:b/>
-          <w:i w:val="0"/>
           <w:color w:val="1D293B"/>
           <w:sz w:val="40"/>
         </w:rPr>
@@ -27,7 +26,7 @@
         <w:rPr>
           <w:rFonts w:ascii="Cambria" w:hAnsi="Cambria"/>
           <w:b/>
-          <w:i w:val="0"/>
+          <w:color w:val="1D293B"/>
           <w:sz w:val="32"/>
         </w:rPr>
         <w:t>Backend-Focused Full-Stack Engineer</w:t>
@@ -42,7 +41,7 @@
         <w:rPr>
           <w:rFonts w:ascii="Cambria" w:hAnsi="Cambria"/>
           <w:b w:val="0"/>
-          <w:i w:val="0"/>
+          <w:color w:val="000000"/>
           <w:sz w:val="22"/>
         </w:rPr>
         <w:t xml:space="preserve">Dhaka, Bangladesh | +8801770807782 | reazul.dev@gmail.com | </w:t>
@@ -51,9 +50,9 @@
         <w:r>
           <w:rPr>
             <w:rFonts w:ascii="Cambria" w:hAnsi="Cambria"/>
+            <w:color w:val="1154CC"/>
+            <w:u w:val="single"/>
             <w:sz w:val="22"/>
-            <w:color w:val="1A56DA"/>
-            <w:u w:val="single"/>
           </w:rPr>
           <w:t>LinkedIn</w:t>
         </w:r>
@@ -62,7 +61,7 @@
         <w:rPr>
           <w:rFonts w:ascii="Cambria" w:hAnsi="Cambria"/>
           <w:b w:val="0"/>
-          <w:i w:val="0"/>
+          <w:color w:val="000000"/>
           <w:sz w:val="22"/>
         </w:rPr>
         <w:t xml:space="preserve"> | </w:t>
@@ -71,9 +70,9 @@
         <w:r>
           <w:rPr>
             <w:rFonts w:ascii="Cambria" w:hAnsi="Cambria"/>
+            <w:color w:val="1154CC"/>
+            <w:u w:val="single"/>
             <w:sz w:val="22"/>
-            <w:color w:val="1A56DA"/>
-            <w:u w:val="single"/>
           </w:rPr>
           <w:t>GitHub</w:t>
         </w:r>
@@ -82,7 +81,7 @@
         <w:rPr>
           <w:rFonts w:ascii="Cambria" w:hAnsi="Cambria"/>
           <w:b w:val="0"/>
-          <w:i w:val="0"/>
+          <w:color w:val="000000"/>
           <w:sz w:val="22"/>
         </w:rPr>
         <w:t xml:space="preserve"> | </w:t>
@@ -91,13 +90,43 @@
         <w:r>
           <w:rPr>
             <w:rFonts w:ascii="Cambria" w:hAnsi="Cambria"/>
+            <w:color w:val="1154CC"/>
+            <w:u w:val="single"/>
             <w:sz w:val="22"/>
-            <w:color w:val="1A56DA"/>
-            <w:u w:val="single"/>
           </w:rPr>
           <w:t>Portfolio</w:t>
         </w:r>
       </w:hyperlink>
+    </w:p>
+    <w:p>
+      <w:pPr>
+        <w:spacing w:before="180" w:after="100"/>
+        <w:pBdr>
+          <w:bottom w:val="single" w:sz="6" w:space="1" w:color="B8C4CE"/>
+        </w:pBdr>
+      </w:pPr>
+      <w:r>
+        <w:rPr>
+          <w:rFonts w:ascii="Cambria" w:hAnsi="Cambria"/>
+          <w:b/>
+          <w:color w:val="1D293B"/>
+          <w:sz w:val="24"/>
+        </w:rPr>
+        <w:t>PROFESSIONAL SUMMARY</w:t>
+      </w:r>
+    </w:p>
+    <w:p>
+      <w:pPr>
+        <w:spacing w:after="40" w:before="0"/>
+      </w:pPr>
+      <w:r>
+        <w:rPr>
+          <w:rFonts w:ascii="Cambria" w:hAnsi="Cambria"/>
+          <w:b w:val="0"/>
+          <w:sz w:val="22"/>
+        </w:rPr>
+        <w:t>Backend-focused Full-Stack Engineer in Node.js, Express, and TypeScript — scalable REST APIs, RBAC, Socket.IO, and production apps including Connectify and J&amp;K Cabinetry CT.</w:t>
+      </w:r>
     </w:p>
     <w:p>
       <w:pPr>
@@ -301,34 +330,15 @@
           <w:b/>
           <w:sz w:val="22"/>
         </w:rPr>
-        <w:t>Tools:</w:t>
+        <w:t>Tools &amp; DevOps:</w:t>
       </w:r>
       <w:r>
         <w:rPr>
           <w:rFonts w:ascii="Cambria" w:hAnsi="Cambria"/>
+          <w:b w:val="0"/>
           <w:sz w:val="22"/>
         </w:rPr>
-        <w:t xml:space="preserve"> Postman, Swagger/OpenAPI, Git, GitHub, WebRTC, Stripe, RAG</w:t>
-      </w:r>
-    </w:p>
-    <w:p>
-      <w:pPr>
-        <w:spacing w:after="40" w:before="0"/>
-      </w:pPr>
-      <w:r>
-        <w:rPr>
-          <w:rFonts w:ascii="Cambria" w:hAnsi="Cambria"/>
-          <w:b/>
-          <w:sz w:val="22"/>
-        </w:rPr>
-        <w:t>DevOps:</w:t>
-      </w:r>
-      <w:r>
-        <w:rPr>
-          <w:rFonts w:ascii="Cambria" w:hAnsi="Cambria"/>
-          <w:sz w:val="22"/>
-        </w:rPr>
-        <w:t xml:space="preserve"> Docker, AWS, CI/CD, GitHub Actions, Nginx, Linux</w:t>
+        <w:t xml:space="preserve"> Postman, Swagger/OpenAPI, Git, GitHub, WebRTC, Stripe, RAG, Docker, AWS, CI/CD, GitHub Actions, Nginx, Linux</w:t>
       </w:r>
     </w:p>
     <w:p>
